--- a/05_Website_Angular/docs/Linaw-PH-Start-Here.docx
+++ b/05_Website_Angular/docs/Linaw-PH-Start-Here.docx
@@ -1166,7 +1166,7 @@
     </w:p>
     <w:p>
       <w:r>
-        <w:t>One question was added to the builder after the first version of this guide. When a seeker lists a skill, the builder asks where they used it — and the answer has to point at something already on their own resume: a job, a project, a certification, or a course. It is a dropdown, never a text box.</w:t>
+        <w:t>One question was added to the builder after the first version of this guide. When a seeker lists a skill, the builder asks where they used it — and the answer has to point at something already on their own resume: a job, a project, a certification, a course, or the file they uploaded. It is a dropdown, never a text box.</w:t>
       </w:r>
     </w:p>
     <w:p>

--- a/05_Website_Angular/docs/Linaw-PH-Start-Here.docx
+++ b/05_Website_Angular/docs/Linaw-PH-Start-Here.docx
@@ -171,7 +171,7 @@
           <w:sz w:val="20"/>
           <w:szCs w:val="20"/>
         </w:rPr>
-        <w:t>4 · The test count. There are now 198 automated tests in eight suites, all passing. The older pack says 160 in six; that figure was correct when it was written and counted six of the eight suites. The current split is 51 on the matching engine, 53 driving the real server over HTTP, 45 on the document reader, 13 on browser-versus-server agreement, 10 on email, 10 on extraction, 10 on file storage and 6 on the mail transport.</w:t>
+        <w:t>4 · The test count. There are now 209 automated tests in eight suites, all passing. The older pack says 160 in six; that figure was correct when it was written and counted six of the eight suites. The current split is 51 on the matching engine, 53 driving the real server over HTTP, 45 on the document reader, 13 on browser-versus-server agreement, 10 on email, 10 on extraction, 10 on file storage and 6 on the mail transport.</w:t>
       </w:r>
     </w:p>
     <w:p>
@@ -2283,7 +2283,7 @@
                 <w:sz w:val="19"/>
                 <w:szCs w:val="19"/>
               </w:rPr>
-              <w:t>198</w:t>
+              <w:t>209</w:t>
             </w:r>
           </w:p>
         </w:tc>

--- a/05_Website_Angular/docs/Linaw-PH-Start-Here.docx
+++ b/05_Website_Angular/docs/Linaw-PH-Start-Here.docx
@@ -171,7 +171,7 @@
           <w:sz w:val="20"/>
           <w:szCs w:val="20"/>
         </w:rPr>
-        <w:t>4 · The test count. There are now 209 automated tests in eight suites, all passing. The older pack says 160 in six; that figure was correct when it was written and counted six of the eight suites. The current split is 51 on the matching engine, 53 driving the real server over HTTP, 45 on the document reader, 13 on browser-versus-server agreement, 10 on email, 10 on extraction, 10 on file storage and 6 on the mail transport.</w:t>
+        <w:t>4 · The test count. There are now 222 automated tests in ten suites, all passing. The older pack says 160 in six; that figure was correct when it was written and counted six of the ten suites. The current split is 51 on the matching engine, 53 driving the real server over HTTP, 45 on the document reader, 13 on browser-versus-server agreement, 10 on email, 10 on extraction, 10 on file storage and 6 on the mail transport.</w:t>
       </w:r>
     </w:p>
     <w:p>
@@ -2283,7 +2283,7 @@
                 <w:sz w:val="19"/>
                 <w:szCs w:val="19"/>
               </w:rPr>
-              <w:t>209</w:t>
+              <w:t>222</w:t>
             </w:r>
           </w:p>
         </w:tc>

--- a/05_Website_Angular/docs/Linaw-PH-Start-Here.docx
+++ b/05_Website_Angular/docs/Linaw-PH-Start-Here.docx
@@ -171,7 +171,7 @@
           <w:sz w:val="20"/>
           <w:szCs w:val="20"/>
         </w:rPr>
-        <w:t>4 · The test count. There are now 222 automated tests in ten suites, all passing. The older pack says 160 in six; that figure was correct when it was written and counted six of the ten suites. The current split is 51 on the matching engine, 53 driving the real server over HTTP, 45 on the document reader, 13 on browser-versus-server agreement, 10 on email, 10 on extraction, 10 on file storage and 6 on the mail transport.</w:t>
+        <w:t>4 · The test count. There are now 228 automated tests in eleven suites, all passing. The older pack says 160 in six; that figure was correct when it was written and counted six of the eleven suites. The current split is 61 on the matching engine, 57 driving the real server over HTTP, 46 on the document reader, 13 on browser-versus-server agreement, 11 on email, 10 on extraction, 10 on file storage, 8 on cross-side integration, 6 on the mail transport, 5 on the interview calendar file and 1 four-thousand-case formula harness.</w:t>
       </w:r>
     </w:p>
     <w:p>
@@ -2283,7 +2283,7 @@
                 <w:sz w:val="19"/>
                 <w:szCs w:val="19"/>
               </w:rPr>
-              <w:t>222</w:t>
+              <w:t>228</w:t>
             </w:r>
           </w:p>
         </w:tc>
